--- a/docs/onderzoek/word/hoofdstuk-3-theoretisch-kader.docx
+++ b/docs/onderzoek/word/hoofdstuk-3-theoretisch-kader.docx
@@ -34,7 +34,7 @@
         <w:t xml:space="preserve">Mei 2026</w:t>
       </w:r>
     </w:p>
-    <w:bookmarkStart w:id="26" w:name="theoretisch-kader"/>
+    <w:bookmarkStart w:id="27" w:name="theoretisch-kader"/>
     <w:p>
       <w:pPr>
         <w:pStyle w:val="Heading1"/>
@@ -424,7 +424,7 @@
     </w:p>
     <w:bookmarkEnd w:id="15"/>
     <w:bookmarkEnd w:id="16"/>
-    <w:bookmarkStart w:id="23" w:name="X83387e16fc79bc4d55b76ff44405b80372a04b9"/>
+    <w:bookmarkStart w:id="24" w:name="X83387e16fc79bc4d55b76ff44405b80372a04b9"/>
     <w:p>
       <w:pPr>
         <w:pStyle w:val="Heading2"/>
@@ -545,7 +545,7 @@
       </w:r>
     </w:p>
     <w:bookmarkEnd w:id="17"/>
-    <w:bookmarkStart w:id="22" w:name="X7bbb523fcb378f0a007ba82d7b2070ceb1e6cac"/>
+    <w:bookmarkStart w:id="23" w:name="X7bbb523fcb378f0a007ba82d7b2070ceb1e6cac"/>
     <w:p>
       <w:pPr>
         <w:pStyle w:val="Heading3"/>
@@ -804,7 +804,7 @@
         <w:pStyle w:val="FirstParagraph"/>
       </w:pPr>
       <w:r>
-        <w:t xml:space="preserve">De toepassing van het scaffold-perspectief op het Nederlandse hbo is uitgewerkt in Coene (2026). In dit essay wordt het scaffold-principe vertaald naar vijf concrete aanbevelingen voor instellingen en docenten, waarvan de eerste —</w:t>
+        <w:t xml:space="preserve">De toepassing van het scaffold-perspectief op het Nederlandse hbo is uitgewerkt in Coene (2026a). In dit essay wordt het scaffold-principe vertaald naar vijf concrete aanbevelingen voor instellingen en docenten, waarvan de eerste —</w:t>
       </w:r>
       <w:r>
         <w:t xml:space="preserve"> </w:t>
@@ -836,13 +836,13 @@
       </w:r>
     </w:p>
     <w:bookmarkEnd w:id="20"/>
-    <w:bookmarkStart w:id="21" w:name="toepassing-in-dit-onderzoek"/>
+    <w:bookmarkStart w:id="21" w:name="Xcb99f65a16876c3a96f49d1894221b20fc655cd"/>
     <w:p>
       <w:pPr>
         <w:pStyle w:val="Heading4"/>
       </w:pPr>
       <w:r>
-        <w:t xml:space="preserve">Toepassing in dit onderzoek</w:t>
+        <w:t xml:space="preserve">Toepassing op studentniveau binnen ORM (Coene, 2026b)</w:t>
       </w:r>
     </w:p>
     <w:p>
@@ -850,7 +850,7 @@
         <w:pStyle w:val="FirstParagraph"/>
       </w:pPr>
       <w:r>
-        <w:t xml:space="preserve">Voor het ontwerp van het ORM AI Nieuws-dashboard heeft het scaffold-principe een directe ontwerpvertaling. Het systeem is bewust ontworpen als scaffold</w:t>
+        <w:t xml:space="preserve">Het scaffold-principe heeft binnen het AI-portfolio van de auteur ook een toepassing op studentniveau. In</w:t>
       </w:r>
       <w:r>
         <w:t xml:space="preserve"> </w:t>
@@ -860,19 +860,125 @@
           <w:i/>
           <w:iCs/>
         </w:rPr>
+        <w:t xml:space="preserve">AI als leercoach: Claude Enterprise in het onderwijs</w:t>
+      </w:r>
+      <w:r>
+        <w:t xml:space="preserve"> </w:t>
+      </w:r>
+      <w:r>
+        <w:t xml:space="preserve">(Coene, 2026b) wordt het principe geconcretiseerd als</w:t>
+      </w:r>
+      <w:r>
+        <w:t xml:space="preserve"> </w:t>
+      </w:r>
+      <w:r>
+        <w:rPr>
+          <w:i/>
+          <w:iCs/>
+        </w:rPr>
+        <w:t xml:space="preserve">“AI als coach, niet als antwoordmachine”</w:t>
+      </w:r>
+      <w:r>
+        <w:t xml:space="preserve"> </w:t>
+      </w:r>
+      <w:r>
+        <w:t xml:space="preserve">— een didactische uitwerking voor het onderwijs aan studenten. Wanneer een student bijvoorbeeld om de oorzaken van een historische gebeurtenis vraagt, geeft de tool in de zogeheten</w:t>
+      </w:r>
+      <w:r>
+        <w:t xml:space="preserve"> </w:t>
+      </w:r>
+      <w:r>
+        <w:rPr>
+          <w:i/>
+          <w:iCs/>
+        </w:rPr>
+        <w:t xml:space="preserve">Learning mode</w:t>
+      </w:r>
+      <w:r>
+        <w:t xml:space="preserve"> </w:t>
+      </w:r>
+      <w:r>
+        <w:t xml:space="preserve">niet direct het antwoord, maar stelt eerst een tegenvraag die de student helpt zelf te redeneren. Deze studentengerichte invulling van het scaffold-principe — uitgewerkt voor de Claude Enterprise-omgeving binnen onderwijsinstellingen — is complementair aan de docentgerichte invulling die in dit onderzoek wordt ontwikkeld via ORM AI Nieuws.</w:t>
+      </w:r>
+    </w:p>
+    <w:bookmarkEnd w:id="21"/>
+    <w:bookmarkStart w:id="22" w:name="toepassing-in-dit-onderzoek"/>
+    <w:p>
+      <w:pPr>
+        <w:pStyle w:val="Heading4"/>
+      </w:pPr>
+      <w:r>
+        <w:t xml:space="preserve">Toepassing in dit onderzoek</w:t>
+      </w:r>
+    </w:p>
+    <w:p>
+      <w:pPr>
+        <w:pStyle w:val="FirstParagraph"/>
+      </w:pPr>
+      <w:r>
+        <w:t xml:space="preserve">Voor het ontwerp van het ORM AI Nieuws-dashboard heeft het scaffold-principe een directe ontwerpvertaling. Het systeem is bewust ontworpen als scaffold</w:t>
+      </w:r>
+      <w:r>
+        <w:t xml:space="preserve"> </w:t>
+      </w:r>
+      <w:r>
+        <w:rPr>
+          <w:i/>
+          <w:iCs/>
+        </w:rPr>
         <w:t xml:space="preserve">voor docenten</w:t>
       </w:r>
       <w:r>
         <w:t xml:space="preserve"> </w:t>
       </w:r>
       <w:r>
-        <w:t xml:space="preserve">— niet voor studenten, en niet als shortcut. Het neemt geen denkwerk over (curatie, samenvatting, chat) maar biedt een ondersteunende structuur waardoor docenten zelf hun AI-geletterdheid kunnen ontwikkelen en bijhouden. De docent leest de gefilterde artikelen, oordeelt over relevantie, en integreert het materiaal in lesvoorbereiding of beleidsdiscussies. Dit positioneert het ontwerp expliciet binnen de wetenschappelijke literatuur over verantwoorde AI-inzet in het hoger onderwijs (zie hoofdstuk 11.3 voor de uitwerking van deze positionering aan de hand van de feitelijke ontwerpkeuzes).</w:t>
-      </w:r>
-    </w:p>
-    <w:bookmarkEnd w:id="21"/>
+        <w:t xml:space="preserve">— niet voor studenten, en niet als shortcut. Het neemt geen denkwerk over (curatie, samenvatting, chat) maar biedt een ondersteunende structuur waardoor docenten zelf hun AI-geletterdheid kunnen ontwikkelen en bijhouden. De docent leest de gefilterde artikelen, oordeelt over relevantie, en integreert het materiaal in lesvoorbereiding of beleidsdiscussies.</w:t>
+      </w:r>
+    </w:p>
+    <w:p>
+      <w:pPr>
+        <w:pStyle w:val="BodyText"/>
+      </w:pPr>
+      <w:r>
+        <w:t xml:space="preserve">Daarmee vormt ORM AI Nieuws — samen met de toetsing-handleiding</w:t>
+      </w:r>
+      <w:r>
+        <w:t xml:space="preserve"> </w:t>
+      </w:r>
+      <w:r>
+        <w:rPr>
+          <w:i/>
+          <w:iCs/>
+        </w:rPr>
+        <w:t xml:space="preserve">Zeker Toetsen in AI-tijden</w:t>
+      </w:r>
+      <w:r>
+        <w:t xml:space="preserve"> </w:t>
+      </w:r>
+      <w:r>
+        <w:t xml:space="preserve">(Coene, 2025) en de notitie</w:t>
+      </w:r>
+      <w:r>
+        <w:t xml:space="preserve"> </w:t>
+      </w:r>
+      <w:r>
+        <w:rPr>
+          <w:i/>
+          <w:iCs/>
+        </w:rPr>
+        <w:t xml:space="preserve">AI als leercoach</w:t>
+      </w:r>
+      <w:r>
+        <w:t xml:space="preserve"> </w:t>
+      </w:r>
+      <w:r>
+        <w:t xml:space="preserve">(Coene, 2026b) — een drieluik in het AI-portfolio van de auteur, waarin het scaffold-principe op meerdere niveaus consequent wordt toegepast: docent-bijhouden (dit onderzoek), docent-toetsontwerp (Coene, 2025) en student-leerproces (Coene, 2026b). Deze positionering wordt expliciet uitgewerkt in hoofdstuk 12.3 aan de hand van de feitelijke ontwerpkeuzes.</w:t>
+      </w:r>
+    </w:p>
     <w:bookmarkEnd w:id="22"/>
     <w:bookmarkEnd w:id="23"/>
-    <w:bookmarkStart w:id="24" w:name="curatie-en-informatie-overload"/>
+    <w:bookmarkEnd w:id="24"/>
+    <w:bookmarkStart w:id="25" w:name="curatie-en-informatie-overload"/>
     <w:p>
       <w:pPr>
         <w:pStyle w:val="Heading2"/>
@@ -995,8 +1101,8 @@
         <w:t xml:space="preserve">In het ontwerp van ORM AI Nieuws zijn alle drie de strategieën toegepast: AI-tag-feeds van vakbladen (voor-curatie), gelaagde filtering met regex + LLM (meerdere lagen), en gebruikersgestuurde vakgebiedinvoer (personalisering). Hoofdstukken 8 en 11 werken uit hoe deze strategieën in de iteratieve cycli zijn ontwikkeld en welke ontwerpkennis ze hebben opgeleverd.</w:t>
       </w:r>
     </w:p>
-    <w:bookmarkEnd w:id="24"/>
-    <w:bookmarkStart w:id="25" w:name="conceptueel-raamwerk"/>
+    <w:bookmarkEnd w:id="25"/>
+    <w:bookmarkStart w:id="26" w:name="conceptueel-raamwerk"/>
     <w:p>
       <w:pPr>
         <w:pStyle w:val="Heading2"/>
@@ -1161,8 +1267,8 @@
         <w:t xml:space="preserve">Deze vier kaders zijn niet hiërarchisch geordend maar complementair: DBR bepaalt hoe het onderzoek wordt uitgevoerd, TAM hoe het wordt geëvalueerd, AI-als-scaffold waarom dit ontwerp didactisch verantwoord is, en curatie-theorie wat de ontwerpopties zijn. Samen vormen ze de basis waarop in hoofdstuk 5 (methodologie) de concrete onderzoeksopzet wordt gefundeerd, en op basis waarvan in hoofdstuk 11 (resultaten) de generaliseerbare ontwerpkennis wordt geformuleerd.</w:t>
       </w:r>
     </w:p>
-    <w:bookmarkEnd w:id="25"/>
     <w:bookmarkEnd w:id="26"/>
+    <w:bookmarkEnd w:id="27"/>
     <w:sectPr>
       <w:footnotePr>
         <w:numRestart w:val="eachSect"/>
